--- a/atelier/atelier_193 (1).docx
+++ b/atelier/atelier_193 (1).docx
@@ -474,7 +474,7 @@
                 <w:b w:val="false"/>
                 <w:bCs w:val="false"/>
               </w:rPr>
-              <w:t xml:space="preserve">Logs lisibles (#192)</w:t>
+              <w:t xml:space="preserve">Logs lisibles</w:t>
             </w:r>
           </w:p>
         </w:tc>
@@ -493,7 +493,7 @@
         <w:spacing w:after="120"/>
       </w:pPr>
       <w:r>
-        <w:t xml:space="preserve">Les logs sont devenus lisibles (#192), accélérant le diagnostic. On peut aller plus loin : la plupart des échecs de pipeline ne sont pas inédits — ce sont souvent les MÊMES quelques causes qui reviennent (un test flaky connu, une dépendance qui timeout, un quota dépassé, une config oubliée). Pour ces cas récurrents, on ne devrait pas re-diagnostiquer à zéro à chaque fois. Le sujet de cet atelier est de co-construire un playbook : documenter les 5 causes d’échec les plus fréquentes de la squad et, pour chacune, comment la reconnaître et la corriger. Ainsi, face à un échec connu, on applique directement le fix du playbook — quelques minutes au lieu d’un diagnostic complet. On capitalise le savoir des incidents passés pour rendre la résolution des cas connus quasi immédiate.</w:t>
+        <w:t xml:space="preserve">Les logs sont devenus lisibles, accélérant le diagnostic. On peut aller plus loin : la plupart des échecs de pipeline ne sont pas inédits — ce sont souvent les MÊMES quelques causes qui reviennent (un test flaky connu, une dépendance qui timeout, un quota dépassé, une config oubliée). Pour ces cas récurrents, on ne devrait pas re-diagnostiquer à zéro à chaque fois. Le sujet de cet atelier est de co-construire un playbook : documenter les 5 causes d’échec les plus fréquentes de la squad et, pour chacune, comment la reconnaître et la corriger. Ainsi, face à un échec connu, on applique directement le fix du playbook — quelques minutes au lieu d’un diagnostic complet. On capitalise le savoir des incidents passés pour rendre la résolution des cas connus quasi immédiate.</w:t>
       </w:r>
     </w:p>
     <w:p>
@@ -624,7 +624,7 @@
                 <w:sz w:val="18"/>
                 <w:szCs w:val="18"/>
               </w:rPr>
-              <w:t xml:space="preserve">  Cause fréquente        | Symptôme       | Fix</w:t>
+              <w:t xml:space="preserve"> Cause fréquente | Symptôme | Fix</w:t>
             </w:r>
           </w:p>
           <w:p>
@@ -634,7 +634,7 @@
                 <w:sz w:val="18"/>
                 <w:szCs w:val="18"/>
               </w:rPr>
-              <w:t xml:space="preserve">  -----------------------|----------------|-------------</w:t>
+              <w:t xml:space="preserve"> -----------------------|----------------|-------------</w:t>
             </w:r>
           </w:p>
           <w:p>
@@ -644,7 +644,7 @@
                 <w:sz w:val="18"/>
                 <w:szCs w:val="18"/>
               </w:rPr>
-              <w:t xml:space="preserve">  Test flaky connu (X)   | échec aléatoire| relancer / </w:t>
+              <w:t xml:space="preserve"> Test flaky connu (X) | échec aléatoire| relancer / </w:t>
             </w:r>
           </w:p>
           <w:p>
@@ -654,7 +654,7 @@
                 <w:sz w:val="18"/>
                 <w:szCs w:val="18"/>
               </w:rPr>
-              <w:t xml:space="preserve">                         | sur test X     | corriger test</w:t>
+              <w:t xml:space="preserve"> | sur test X | corriger test</w:t>
             </w:r>
           </w:p>
           <w:p>
@@ -664,7 +664,7 @@
                 <w:sz w:val="18"/>
                 <w:szCs w:val="18"/>
               </w:rPr>
-              <w:t xml:space="preserve">  Timeout dépendance Y   | erreur réseau  | relancer /</w:t>
+              <w:t xml:space="preserve"> Timeout dépendance Y | erreur réseau | relancer /</w:t>
             </w:r>
           </w:p>
           <w:p>
@@ -674,7 +674,7 @@
                 <w:sz w:val="18"/>
                 <w:szCs w:val="18"/>
               </w:rPr>
-              <w:t xml:space="preserve">                         | sur Y          | fixer version</w:t>
+              <w:t xml:space="preserve"> | sur Y | fixer version</w:t>
             </w:r>
           </w:p>
           <w:p>
@@ -684,7 +684,7 @@
                 <w:sz w:val="18"/>
                 <w:szCs w:val="18"/>
               </w:rPr>
-              <w:t xml:space="preserve">  Quota CI dépassé       | 'quota exceeded'| attendre /</w:t>
+              <w:t xml:space="preserve"> Quota CI dépassé | 'quota exceeded'| attendre /</w:t>
             </w:r>
           </w:p>
           <w:p>
@@ -694,7 +694,7 @@
                 <w:sz w:val="18"/>
                 <w:szCs w:val="18"/>
               </w:rPr>
-              <w:t xml:space="preserve">                         |                | nettoyer</w:t>
+              <w:t xml:space="preserve"> | | nettoyer</w:t>
             </w:r>
           </w:p>
           <w:p>
@@ -704,7 +704,7 @@
                 <w:sz w:val="18"/>
                 <w:szCs w:val="18"/>
               </w:rPr>
-              <w:t xml:space="preserve">  Config manquante (Z)   | var non définie| ajouter la var</w:t>
+              <w:t xml:space="preserve"> Config manquante (Z) | var non définie| ajouter la var</w:t>
             </w:r>
           </w:p>
           <w:p>
@@ -714,7 +714,7 @@
                 <w:sz w:val="18"/>
                 <w:szCs w:val="18"/>
               </w:rPr>
-              <w:t xml:space="preserve">  Migration non jouée    | erreur schéma  | jouer la migration</w:t>
+              <w:t xml:space="preserve"> Migration non jouée | erreur schéma | jouer la migration</w:t>
             </w:r>
           </w:p>
           <w:p>
@@ -734,7 +734,7 @@
                 <w:sz w:val="18"/>
                 <w:szCs w:val="18"/>
               </w:rPr>
-              <w:t xml:space="preserve">  Face à un échec : chercher d'abord dans le playbook.</w:t>
+              <w:t xml:space="preserve"> Face à un échec : chercher d'abord dans le playbook.</w:t>
             </w:r>
           </w:p>
         </w:tc>
@@ -1061,7 +1061,7 @@
         <w:spacing w:after="120"/>
       </w:pPr>
       <w:r>
-        <w:t xml:space="preserve">Le playbook accélère la résolution des cas connus. La suite couvre les angles restants : #194 (rôles hors heures ouvrées), #195 (revert automatique). Le playbook (#193) aide en journée comme hors heures (#194).</w:t>
+        <w:t xml:space="preserve">Le playbook accélère la résolution des cas connus. La suite couvre les angles restants : (rôles hors heures ouvrées), (revert automatique). Le playbook aide en journée comme hors heures.</w:t>
       </w:r>
     </w:p>
     <w:p>
@@ -1077,7 +1077,7 @@
         <w:spacing w:after="120"/>
       </w:pPr>
       <w:r>
-        <w:t xml:space="preserve">La squad a co-construit un playbook de ses causes d’échec les plus fréquentes (symptôme + fix pour chacune), accessible en urgence, qui permet de résoudre les cas connus en minutes et même à un junior de résoudre seul (diffusion). Le playbook révèle aussi les causes à corriger à la racine. La mesure Recovery time du hub baisse fortement sur les cas connus. La question S03 capitalise ses causes fréquentes, prête à couvrir les heures non ouvrées (#194).</w:t>
+        <w:t xml:space="preserve">La squad a co-construit un playbook de ses causes d’échec les plus fréquentes (symptôme + fix pour chacune), accessible en urgence, qui permet de résoudre les cas connus en minutes et même à un junior de résoudre seul (diffusion). Le playbook révèle aussi les causes à corriger à la racine. La mesure Recovery time du hub baisse fortement sur les cas connus. La question S03 capitalise ses causes fréquentes, prête à couvrir les heures non ouvrées.</w:t>
       </w:r>
     </w:p>
     <w:sectPr>
